--- a/Knowledge/3-Work knowledge/1-Software Engineering/1-Software Engineering Fundamentals/5-My Source/6-On-Premises Infrastructure and cloud Infrastructure.docx
+++ b/Knowledge/3-Work knowledge/1-Software Engineering/1-Software Engineering Fundamentals/5-My Source/6-On-Premises Infrastructure and cloud Infrastructure.docx
@@ -4,44 +4,28 @@
   <w:body>
     <w:p>
       <w:pPr>
-        <w:keepNext/>
-        <w:keepLines/>
-        <w:spacing w:before="400" w:after="120" w:line="276" w:lineRule="auto"/>
-        <w:outlineLvl w:val="0"/>
-        <w:rPr>
-          <w:rFonts w:ascii="Arial" w:eastAsia="Arial" w:hAnsi="Arial" w:cs="Arial"/>
-          <w:kern w:val="0"/>
-          <w:sz w:val="40"/>
-          <w:szCs w:val="40"/>
-          <w:lang w:val="en"/>
-          <w14:ligatures w14:val="none"/>
+        <w:pStyle w:val="Heading1"/>
+        <w:rPr>
+          <w:rFonts w:eastAsia="Arial"/>
+          <w:lang w:val="en"/>
         </w:rPr>
       </w:pPr>
       <w:bookmarkStart w:id="0" w:name="_g8og31vsy71w" w:colFirst="0" w:colLast="0"/>
       <w:bookmarkEnd w:id="0"/>
       <w:r>
         <w:rPr>
-          <w:rFonts w:ascii="Arial" w:eastAsia="Arial" w:hAnsi="Arial" w:cs="Arial"/>
-          <w:kern w:val="0"/>
-          <w:sz w:val="40"/>
-          <w:szCs w:val="40"/>
-          <w:lang w:val="en"/>
-          <w14:ligatures w14:val="none"/>
+          <w:rFonts w:eastAsia="Arial"/>
+          <w:lang w:val="en"/>
         </w:rPr>
         <w:t>1-On-Premises Infrastructure</w:t>
       </w:r>
     </w:p>
     <w:p>
       <w:pPr>
-        <w:spacing w:before="280" w:after="120" w:line="276" w:lineRule="auto"/>
-        <w:outlineLvl w:val="1"/>
-        <w:rPr>
-          <w:rFonts w:ascii="Arial" w:eastAsia="Arial" w:hAnsi="Arial" w:cs="Arial"/>
-          <w:kern w:val="0"/>
-          <w:sz w:val="32"/>
-          <w:szCs w:val="32"/>
-          <w:lang w:val="en"/>
-          <w14:ligatures w14:val="none"/>
+        <w:pStyle w:val="Heading2"/>
+        <w:rPr>
+          <w:rFonts w:eastAsia="Arial"/>
+          <w:lang w:val="en"/>
         </w:rPr>
       </w:pPr>
       <w:bookmarkStart w:id="1" w:name="_8edbez901fbu" w:colFirst="0" w:colLast="0"/>
@@ -49,22 +33,14 @@
       <w:r>
         <w:rPr>
           <w:rFonts w:ascii="Segoe UI Emoji" w:eastAsia="Arial" w:hAnsi="Segoe UI Emoji" w:cs="Segoe UI Emoji"/>
-          <w:kern w:val="0"/>
-          <w:sz w:val="32"/>
-          <w:szCs w:val="32"/>
-          <w:lang w:val="en"/>
-          <w14:ligatures w14:val="none"/>
+          <w:lang w:val="en"/>
         </w:rPr>
         <w:t>🏢</w:t>
       </w:r>
       <w:r>
         <w:rPr>
-          <w:rFonts w:ascii="Arial" w:eastAsia="Arial" w:hAnsi="Arial" w:cs="Arial"/>
-          <w:kern w:val="0"/>
-          <w:sz w:val="32"/>
-          <w:szCs w:val="32"/>
-          <w:lang w:val="en"/>
-          <w14:ligatures w14:val="none"/>
+          <w:rFonts w:eastAsia="Arial"/>
+          <w:lang w:val="en"/>
         </w:rPr>
         <w:t xml:space="preserve"> What Is On-Premises Infrastructure?</w:t>
       </w:r>
@@ -108,6 +84,7 @@
         </w:rPr>
         <w:t xml:space="preserve">: </w:t>
       </w:r>
+      <w:proofErr w:type="spellStart"/>
       <w:r>
         <w:rPr>
           <w:rFonts w:ascii="Arial" w:eastAsia="Arial" w:hAnsi="Arial" w:cs="Arial"/>
@@ -120,7 +97,22 @@
           <w:lang w:val="en"/>
           <w14:ligatures w14:val="none"/>
         </w:rPr>
-        <w:t>Chatgpt (GPT</w:t>
+        <w:t>Chatgpt</w:t>
+      </w:r>
+      <w:proofErr w:type="spellEnd"/>
+      <w:r>
+        <w:rPr>
+          <w:rFonts w:ascii="Arial" w:eastAsia="Arial" w:hAnsi="Arial" w:cs="Arial"/>
+          <w:b/>
+          <w:color w:val="000000"/>
+          <w:kern w:val="0"/>
+          <w:sz w:val="22"/>
+          <w:szCs w:val="22"/>
+          <w:highlight w:val="darkGray"/>
+          <w:lang w:val="en"/>
+          <w14:ligatures w14:val="none"/>
+        </w:rPr>
+        <w:t xml:space="preserve"> (GPT</w:t>
       </w:r>
       <w:r>
         <w:rPr>
@@ -279,15 +271,10 @@
     </w:p>
     <w:p>
       <w:pPr>
-        <w:spacing w:before="280" w:after="120" w:line="276" w:lineRule="auto"/>
-        <w:outlineLvl w:val="1"/>
-        <w:rPr>
-          <w:rFonts w:ascii="Arial" w:eastAsia="Arial" w:hAnsi="Arial" w:cs="Arial"/>
-          <w:kern w:val="0"/>
-          <w:sz w:val="32"/>
-          <w:szCs w:val="32"/>
-          <w:lang w:val="en"/>
-          <w14:ligatures w14:val="none"/>
+        <w:pStyle w:val="Heading2"/>
+        <w:rPr>
+          <w:rFonts w:eastAsia="Arial"/>
+          <w:lang w:val="en"/>
         </w:rPr>
       </w:pPr>
       <w:bookmarkStart w:id="2" w:name="_2gdv6s43ehr5" w:colFirst="0" w:colLast="0"/>
@@ -295,22 +282,14 @@
       <w:r>
         <w:rPr>
           <w:rFonts w:ascii="Segoe UI Emoji" w:eastAsia="Arial" w:hAnsi="Segoe UI Emoji" w:cs="Segoe UI Emoji"/>
-          <w:kern w:val="0"/>
-          <w:sz w:val="32"/>
-          <w:szCs w:val="32"/>
-          <w:lang w:val="en"/>
-          <w14:ligatures w14:val="none"/>
+          <w:lang w:val="en"/>
         </w:rPr>
         <w:t>🧠</w:t>
       </w:r>
       <w:r>
         <w:rPr>
-          <w:rFonts w:ascii="Arial" w:eastAsia="Arial" w:hAnsi="Arial" w:cs="Arial"/>
-          <w:kern w:val="0"/>
-          <w:sz w:val="32"/>
-          <w:szCs w:val="32"/>
-          <w:lang w:val="en"/>
-          <w14:ligatures w14:val="none"/>
+          <w:rFonts w:eastAsia="Arial"/>
+          <w:lang w:val="en"/>
         </w:rPr>
         <w:t xml:space="preserve"> Simple Definition:</w:t>
       </w:r>
@@ -354,6 +333,7 @@
         </w:rPr>
         <w:t xml:space="preserve">: </w:t>
       </w:r>
+      <w:proofErr w:type="spellStart"/>
       <w:r>
         <w:rPr>
           <w:rFonts w:ascii="Arial" w:eastAsia="Arial" w:hAnsi="Arial" w:cs="Arial"/>
@@ -366,7 +346,22 @@
           <w:lang w:val="en"/>
           <w14:ligatures w14:val="none"/>
         </w:rPr>
-        <w:t>Chatgpt (GPT</w:t>
+        <w:t>Chatgpt</w:t>
+      </w:r>
+      <w:proofErr w:type="spellEnd"/>
+      <w:r>
+        <w:rPr>
+          <w:rFonts w:ascii="Arial" w:eastAsia="Arial" w:hAnsi="Arial" w:cs="Arial"/>
+          <w:b/>
+          <w:color w:val="000000"/>
+          <w:kern w:val="0"/>
+          <w:sz w:val="22"/>
+          <w:szCs w:val="22"/>
+          <w:highlight w:val="darkGray"/>
+          <w:lang w:val="en"/>
+          <w14:ligatures w14:val="none"/>
+        </w:rPr>
+        <w:t xml:space="preserve"> (GPT</w:t>
       </w:r>
       <w:r>
         <w:rPr>
@@ -492,15 +487,10 @@
     </w:p>
     <w:p>
       <w:pPr>
-        <w:spacing w:before="280" w:after="120" w:line="276" w:lineRule="auto"/>
-        <w:outlineLvl w:val="1"/>
-        <w:rPr>
-          <w:rFonts w:ascii="Arial" w:eastAsia="Arial" w:hAnsi="Arial" w:cs="Arial"/>
-          <w:kern w:val="0"/>
-          <w:sz w:val="32"/>
-          <w:szCs w:val="32"/>
-          <w:lang w:val="en"/>
-          <w14:ligatures w14:val="none"/>
+        <w:pStyle w:val="Heading2"/>
+        <w:rPr>
+          <w:rFonts w:eastAsia="Arial"/>
+          <w:lang w:val="en"/>
         </w:rPr>
       </w:pPr>
       <w:bookmarkStart w:id="3" w:name="_pdpa7nea72zm" w:colFirst="0" w:colLast="0"/>
@@ -508,22 +498,14 @@
       <w:r>
         <w:rPr>
           <w:rFonts w:ascii="Segoe UI Emoji" w:eastAsia="Arial" w:hAnsi="Segoe UI Emoji" w:cs="Segoe UI Emoji"/>
-          <w:kern w:val="0"/>
-          <w:sz w:val="32"/>
-          <w:szCs w:val="32"/>
-          <w:lang w:val="en"/>
-          <w14:ligatures w14:val="none"/>
+          <w:lang w:val="en"/>
         </w:rPr>
         <w:t>🧰</w:t>
       </w:r>
       <w:r>
         <w:rPr>
-          <w:rFonts w:ascii="Arial" w:eastAsia="Arial" w:hAnsi="Arial" w:cs="Arial"/>
-          <w:kern w:val="0"/>
-          <w:sz w:val="32"/>
-          <w:szCs w:val="32"/>
-          <w:lang w:val="en"/>
-          <w14:ligatures w14:val="none"/>
+          <w:rFonts w:eastAsia="Arial"/>
+          <w:lang w:val="en"/>
         </w:rPr>
         <w:t xml:space="preserve"> Components of On-Premises Infrastructure</w:t>
       </w:r>
@@ -567,6 +549,7 @@
         </w:rPr>
         <w:t xml:space="preserve">: </w:t>
       </w:r>
+      <w:proofErr w:type="spellStart"/>
       <w:r>
         <w:rPr>
           <w:rFonts w:ascii="Arial" w:eastAsia="Arial" w:hAnsi="Arial" w:cs="Arial"/>
@@ -579,7 +562,22 @@
           <w:lang w:val="en"/>
           <w14:ligatures w14:val="none"/>
         </w:rPr>
-        <w:t>Chatgpt (GPT</w:t>
+        <w:t>Chatgpt</w:t>
+      </w:r>
+      <w:proofErr w:type="spellEnd"/>
+      <w:r>
+        <w:rPr>
+          <w:rFonts w:ascii="Arial" w:eastAsia="Arial" w:hAnsi="Arial" w:cs="Arial"/>
+          <w:b/>
+          <w:color w:val="000000"/>
+          <w:kern w:val="0"/>
+          <w:sz w:val="22"/>
+          <w:szCs w:val="22"/>
+          <w:highlight w:val="darkGray"/>
+          <w:lang w:val="en"/>
+          <w14:ligatures w14:val="none"/>
+        </w:rPr>
+        <w:t xml:space="preserve"> (GPT</w:t>
       </w:r>
       <w:r>
         <w:rPr>
@@ -730,6 +728,7 @@
                 <w:lang w:val="en"/>
                 <w14:ligatures w14:val="none"/>
               </w:rPr>
+              <w:lastRenderedPageBreak/>
               <w:t>Component</w:t>
             </w:r>
           </w:p>
@@ -1361,15 +1360,10 @@
     </w:p>
     <w:p>
       <w:pPr>
-        <w:spacing w:before="280" w:after="120" w:line="276" w:lineRule="auto"/>
-        <w:outlineLvl w:val="1"/>
-        <w:rPr>
-          <w:rFonts w:ascii="Arial" w:eastAsia="Arial" w:hAnsi="Arial" w:cs="Arial"/>
-          <w:kern w:val="0"/>
-          <w:sz w:val="32"/>
-          <w:szCs w:val="32"/>
-          <w:lang w:val="en"/>
-          <w14:ligatures w14:val="none"/>
+        <w:pStyle w:val="Heading2"/>
+        <w:rPr>
+          <w:rFonts w:eastAsia="Arial"/>
+          <w:lang w:val="en"/>
         </w:rPr>
       </w:pPr>
       <w:bookmarkStart w:id="4" w:name="_8od67b2jkygf" w:colFirst="0" w:colLast="0"/>
@@ -1377,22 +1371,14 @@
       <w:r>
         <w:rPr>
           <w:rFonts w:ascii="Segoe UI Emoji" w:eastAsia="Arial" w:hAnsi="Segoe UI Emoji" w:cs="Segoe UI Emoji"/>
-          <w:kern w:val="0"/>
-          <w:sz w:val="32"/>
-          <w:szCs w:val="32"/>
-          <w:lang w:val="en"/>
-          <w14:ligatures w14:val="none"/>
+          <w:lang w:val="en"/>
         </w:rPr>
         <w:t>🔒</w:t>
       </w:r>
       <w:r>
         <w:rPr>
-          <w:rFonts w:ascii="Arial" w:eastAsia="Arial" w:hAnsi="Arial" w:cs="Arial"/>
-          <w:kern w:val="0"/>
-          <w:sz w:val="32"/>
-          <w:szCs w:val="32"/>
-          <w:lang w:val="en"/>
-          <w14:ligatures w14:val="none"/>
+          <w:rFonts w:eastAsia="Arial"/>
+          <w:lang w:val="en"/>
         </w:rPr>
         <w:t xml:space="preserve"> Key Characteristics</w:t>
       </w:r>
@@ -1436,6 +1422,7 @@
         </w:rPr>
         <w:t xml:space="preserve">: </w:t>
       </w:r>
+      <w:proofErr w:type="spellStart"/>
       <w:r>
         <w:rPr>
           <w:rFonts w:ascii="Arial" w:eastAsia="Arial" w:hAnsi="Arial" w:cs="Arial"/>
@@ -1448,7 +1435,22 @@
           <w:lang w:val="en"/>
           <w14:ligatures w14:val="none"/>
         </w:rPr>
-        <w:t>Chatgpt (GPT</w:t>
+        <w:t>Chatgpt</w:t>
+      </w:r>
+      <w:proofErr w:type="spellEnd"/>
+      <w:r>
+        <w:rPr>
+          <w:rFonts w:ascii="Arial" w:eastAsia="Arial" w:hAnsi="Arial" w:cs="Arial"/>
+          <w:b/>
+          <w:color w:val="000000"/>
+          <w:kern w:val="0"/>
+          <w:sz w:val="22"/>
+          <w:szCs w:val="22"/>
+          <w:highlight w:val="darkGray"/>
+          <w:lang w:val="en"/>
+          <w14:ligatures w14:val="none"/>
+        </w:rPr>
+        <w:t xml:space="preserve"> (GPT</w:t>
       </w:r>
       <w:r>
         <w:rPr>
@@ -2008,6 +2010,7 @@
                 <w:lang w:val="en"/>
                 <w14:ligatures w14:val="none"/>
               </w:rPr>
+              <w:lastRenderedPageBreak/>
               <w:t>💰</w:t>
             </w:r>
             <w:r>
@@ -2210,15 +2213,10 @@
     </w:p>
     <w:p>
       <w:pPr>
-        <w:spacing w:before="280" w:after="120" w:line="276" w:lineRule="auto"/>
-        <w:outlineLvl w:val="1"/>
-        <w:rPr>
-          <w:rFonts w:ascii="Arial" w:eastAsia="Arial" w:hAnsi="Arial" w:cs="Arial"/>
-          <w:kern w:val="0"/>
-          <w:sz w:val="32"/>
-          <w:szCs w:val="32"/>
-          <w:lang w:val="en"/>
-          <w14:ligatures w14:val="none"/>
+        <w:pStyle w:val="Heading2"/>
+        <w:rPr>
+          <w:rFonts w:eastAsia="Arial"/>
+          <w:lang w:val="en"/>
         </w:rPr>
       </w:pPr>
       <w:bookmarkStart w:id="5" w:name="_3ua8oufwjl23" w:colFirst="0" w:colLast="0"/>
@@ -2226,22 +2224,14 @@
       <w:r>
         <w:rPr>
           <w:rFonts w:ascii="Segoe UI Emoji" w:eastAsia="Arial" w:hAnsi="Segoe UI Emoji" w:cs="Segoe UI Emoji"/>
-          <w:kern w:val="0"/>
-          <w:sz w:val="32"/>
-          <w:szCs w:val="32"/>
-          <w:lang w:val="en"/>
-          <w14:ligatures w14:val="none"/>
+          <w:lang w:val="en"/>
         </w:rPr>
         <w:t>📦</w:t>
       </w:r>
       <w:r>
         <w:rPr>
-          <w:rFonts w:ascii="Arial" w:eastAsia="Arial" w:hAnsi="Arial" w:cs="Arial"/>
-          <w:kern w:val="0"/>
-          <w:sz w:val="32"/>
-          <w:szCs w:val="32"/>
-          <w:lang w:val="en"/>
-          <w14:ligatures w14:val="none"/>
+          <w:rFonts w:eastAsia="Arial"/>
+          <w:lang w:val="en"/>
         </w:rPr>
         <w:t xml:space="preserve"> Benefits</w:t>
       </w:r>
@@ -2285,6 +2275,7 @@
         </w:rPr>
         <w:t xml:space="preserve">: </w:t>
       </w:r>
+      <w:proofErr w:type="spellStart"/>
       <w:r>
         <w:rPr>
           <w:rFonts w:ascii="Arial" w:eastAsia="Arial" w:hAnsi="Arial" w:cs="Arial"/>
@@ -2297,7 +2288,22 @@
           <w:lang w:val="en"/>
           <w14:ligatures w14:val="none"/>
         </w:rPr>
-        <w:t>Chatgpt (GPT</w:t>
+        <w:t>Chatgpt</w:t>
+      </w:r>
+      <w:proofErr w:type="spellEnd"/>
+      <w:r>
+        <w:rPr>
+          <w:rFonts w:ascii="Arial" w:eastAsia="Arial" w:hAnsi="Arial" w:cs="Arial"/>
+          <w:b/>
+          <w:color w:val="000000"/>
+          <w:kern w:val="0"/>
+          <w:sz w:val="22"/>
+          <w:szCs w:val="22"/>
+          <w:highlight w:val="darkGray"/>
+          <w:lang w:val="en"/>
+          <w14:ligatures w14:val="none"/>
+        </w:rPr>
+        <w:t xml:space="preserve"> (GPT</w:t>
       </w:r>
       <w:r>
         <w:rPr>
@@ -2952,15 +2958,10 @@
     </w:p>
     <w:p>
       <w:pPr>
-        <w:spacing w:before="280" w:after="120" w:line="276" w:lineRule="auto"/>
-        <w:outlineLvl w:val="1"/>
-        <w:rPr>
-          <w:rFonts w:ascii="Arial" w:eastAsia="Arial" w:hAnsi="Arial" w:cs="Arial"/>
-          <w:kern w:val="0"/>
-          <w:sz w:val="32"/>
-          <w:szCs w:val="32"/>
-          <w:lang w:val="en"/>
-          <w14:ligatures w14:val="none"/>
+        <w:pStyle w:val="Heading2"/>
+        <w:rPr>
+          <w:rFonts w:eastAsia="Arial"/>
+          <w:lang w:val="en"/>
         </w:rPr>
       </w:pPr>
       <w:bookmarkStart w:id="6" w:name="_c0ohh2ogqcgb" w:colFirst="0" w:colLast="0"/>
@@ -2968,22 +2969,14 @@
       <w:r>
         <w:rPr>
           <w:rFonts w:ascii="Segoe UI Emoji" w:eastAsia="Arial" w:hAnsi="Segoe UI Emoji" w:cs="Segoe UI Emoji"/>
-          <w:kern w:val="0"/>
-          <w:sz w:val="32"/>
-          <w:szCs w:val="32"/>
-          <w:lang w:val="en"/>
-          <w14:ligatures w14:val="none"/>
+          <w:lang w:val="en"/>
         </w:rPr>
         <w:t>⚠️</w:t>
       </w:r>
       <w:r>
         <w:rPr>
-          <w:rFonts w:ascii="Arial" w:eastAsia="Arial" w:hAnsi="Arial" w:cs="Arial"/>
-          <w:kern w:val="0"/>
-          <w:sz w:val="32"/>
-          <w:szCs w:val="32"/>
-          <w:lang w:val="en"/>
-          <w14:ligatures w14:val="none"/>
+          <w:rFonts w:eastAsia="Arial"/>
+          <w:lang w:val="en"/>
         </w:rPr>
         <w:t xml:space="preserve"> Challenges</w:t>
       </w:r>
@@ -3027,6 +3020,7 @@
         </w:rPr>
         <w:t xml:space="preserve">: </w:t>
       </w:r>
+      <w:proofErr w:type="spellStart"/>
       <w:r>
         <w:rPr>
           <w:rFonts w:ascii="Arial" w:eastAsia="Arial" w:hAnsi="Arial" w:cs="Arial"/>
@@ -3039,7 +3033,22 @@
           <w:lang w:val="en"/>
           <w14:ligatures w14:val="none"/>
         </w:rPr>
-        <w:t>Chatgpt (GPT</w:t>
+        <w:t>Chatgpt</w:t>
+      </w:r>
+      <w:proofErr w:type="spellEnd"/>
+      <w:r>
+        <w:rPr>
+          <w:rFonts w:ascii="Arial" w:eastAsia="Arial" w:hAnsi="Arial" w:cs="Arial"/>
+          <w:b/>
+          <w:color w:val="000000"/>
+          <w:kern w:val="0"/>
+          <w:sz w:val="22"/>
+          <w:szCs w:val="22"/>
+          <w:highlight w:val="darkGray"/>
+          <w:lang w:val="en"/>
+          <w14:ligatures w14:val="none"/>
+        </w:rPr>
+        <w:t xml:space="preserve"> (GPT</w:t>
       </w:r>
       <w:r>
         <w:rPr>
@@ -3092,6 +3101,7 @@
           <w:lang w:val="en"/>
           <w14:ligatures w14:val="none"/>
         </w:rPr>
+        <w:lastRenderedPageBreak/>
         <w:drawing>
           <wp:inline distT="114300" distB="114300" distL="114300" distR="114300" wp14:anchorId="3F4326C3" wp14:editId="0E32D24C">
             <wp:extent cx="5943600" cy="1625600"/>
@@ -3694,15 +3704,10 @@
     </w:p>
     <w:p>
       <w:pPr>
-        <w:spacing w:before="280" w:after="120" w:line="276" w:lineRule="auto"/>
-        <w:outlineLvl w:val="1"/>
-        <w:rPr>
-          <w:rFonts w:ascii="Arial" w:eastAsia="Arial" w:hAnsi="Arial" w:cs="Arial"/>
-          <w:kern w:val="0"/>
-          <w:sz w:val="32"/>
-          <w:szCs w:val="32"/>
-          <w:lang w:val="en"/>
-          <w14:ligatures w14:val="none"/>
+        <w:pStyle w:val="Heading2"/>
+        <w:rPr>
+          <w:rFonts w:eastAsia="Arial"/>
+          <w:lang w:val="en"/>
         </w:rPr>
       </w:pPr>
       <w:bookmarkStart w:id="7" w:name="_19k1wmrslwtp" w:colFirst="0" w:colLast="0"/>
@@ -3710,22 +3715,14 @@
       <w:r>
         <w:rPr>
           <w:rFonts w:ascii="Segoe UI Emoji" w:eastAsia="Arial" w:hAnsi="Segoe UI Emoji" w:cs="Segoe UI Emoji"/>
-          <w:kern w:val="0"/>
-          <w:sz w:val="32"/>
-          <w:szCs w:val="32"/>
-          <w:lang w:val="en"/>
-          <w14:ligatures w14:val="none"/>
+          <w:lang w:val="en"/>
         </w:rPr>
         <w:t>🆚</w:t>
       </w:r>
       <w:r>
         <w:rPr>
-          <w:rFonts w:ascii="Arial" w:eastAsia="Arial" w:hAnsi="Arial" w:cs="Arial"/>
-          <w:kern w:val="0"/>
-          <w:sz w:val="32"/>
-          <w:szCs w:val="32"/>
-          <w:lang w:val="en"/>
-          <w14:ligatures w14:val="none"/>
+          <w:rFonts w:eastAsia="Arial"/>
+          <w:lang w:val="en"/>
         </w:rPr>
         <w:t xml:space="preserve"> On-Prem vs Cloud (Quick Comparison)</w:t>
       </w:r>
@@ -3769,6 +3766,7 @@
         </w:rPr>
         <w:t xml:space="preserve">: </w:t>
       </w:r>
+      <w:proofErr w:type="spellStart"/>
       <w:r>
         <w:rPr>
           <w:rFonts w:ascii="Arial" w:eastAsia="Arial" w:hAnsi="Arial" w:cs="Arial"/>
@@ -3781,7 +3779,22 @@
           <w:lang w:val="en"/>
           <w14:ligatures w14:val="none"/>
         </w:rPr>
-        <w:t>Chatgpt (GPT</w:t>
+        <w:t>Chatgpt</w:t>
+      </w:r>
+      <w:proofErr w:type="spellEnd"/>
+      <w:r>
+        <w:rPr>
+          <w:rFonts w:ascii="Arial" w:eastAsia="Arial" w:hAnsi="Arial" w:cs="Arial"/>
+          <w:b/>
+          <w:color w:val="000000"/>
+          <w:kern w:val="0"/>
+          <w:sz w:val="22"/>
+          <w:szCs w:val="22"/>
+          <w:highlight w:val="darkGray"/>
+          <w:lang w:val="en"/>
+          <w14:ligatures w14:val="none"/>
+        </w:rPr>
+        <w:t xml:space="preserve"> (GPT</w:t>
       </w:r>
       <w:r>
         <w:rPr>
@@ -4064,6 +4077,7 @@
                 <w:lang w:val="en"/>
                 <w14:ligatures w14:val="none"/>
               </w:rPr>
+              <w:lastRenderedPageBreak/>
               <w:t>💰</w:t>
             </w:r>
             <w:r>
@@ -4114,7 +4128,29 @@
                 <w:lang w:val="en"/>
                 <w14:ligatures w14:val="none"/>
               </w:rPr>
-              <w:t>Capital Expense (CapEx)</w:t>
+              <w:t>Capital Expense (</w:t>
+            </w:r>
+            <w:proofErr w:type="spellStart"/>
+            <w:r>
+              <w:rPr>
+                <w:rFonts w:ascii="Roboto Mono" w:eastAsia="Roboto Mono" w:hAnsi="Roboto Mono" w:cs="Arial"/>
+                <w:kern w:val="0"/>
+                <w:szCs w:val="22"/>
+                <w:lang w:val="en"/>
+                <w14:ligatures w14:val="none"/>
+              </w:rPr>
+              <w:t>CapEx</w:t>
+            </w:r>
+            <w:proofErr w:type="spellEnd"/>
+            <w:r>
+              <w:rPr>
+                <w:rFonts w:ascii="Roboto Mono" w:eastAsia="Roboto Mono" w:hAnsi="Roboto Mono" w:cs="Arial"/>
+                <w:kern w:val="0"/>
+                <w:szCs w:val="22"/>
+                <w:lang w:val="en"/>
+                <w14:ligatures w14:val="none"/>
+              </w:rPr>
+              <w:t>)</w:t>
             </w:r>
           </w:p>
         </w:tc>
@@ -4154,7 +4190,29 @@
                 <w:lang w:val="en"/>
                 <w14:ligatures w14:val="none"/>
               </w:rPr>
-              <w:t>Operating Expense (OpEx)</w:t>
+              <w:t>Operating Expense (</w:t>
+            </w:r>
+            <w:proofErr w:type="spellStart"/>
+            <w:r>
+              <w:rPr>
+                <w:rFonts w:ascii="Roboto Mono" w:eastAsia="Roboto Mono" w:hAnsi="Roboto Mono" w:cs="Arial"/>
+                <w:kern w:val="0"/>
+                <w:szCs w:val="22"/>
+                <w:lang w:val="en"/>
+                <w14:ligatures w14:val="none"/>
+              </w:rPr>
+              <w:t>OpEx</w:t>
+            </w:r>
+            <w:proofErr w:type="spellEnd"/>
+            <w:r>
+              <w:rPr>
+                <w:rFonts w:ascii="Roboto Mono" w:eastAsia="Roboto Mono" w:hAnsi="Roboto Mono" w:cs="Arial"/>
+                <w:kern w:val="0"/>
+                <w:szCs w:val="22"/>
+                <w:lang w:val="en"/>
+                <w14:ligatures w14:val="none"/>
+              </w:rPr>
+              <w:t>)</w:t>
             </w:r>
           </w:p>
         </w:tc>
@@ -4727,15 +4785,10 @@
     </w:p>
     <w:p>
       <w:pPr>
-        <w:spacing w:before="280" w:after="120" w:line="276" w:lineRule="auto"/>
-        <w:outlineLvl w:val="1"/>
-        <w:rPr>
-          <w:rFonts w:ascii="Arial" w:eastAsia="Arial" w:hAnsi="Arial" w:cs="Arial"/>
-          <w:kern w:val="0"/>
-          <w:sz w:val="32"/>
-          <w:szCs w:val="32"/>
-          <w:lang w:val="en"/>
-          <w14:ligatures w14:val="none"/>
+        <w:pStyle w:val="Heading2"/>
+        <w:rPr>
+          <w:rFonts w:eastAsia="Arial"/>
+          <w:lang w:val="en"/>
         </w:rPr>
       </w:pPr>
       <w:bookmarkStart w:id="8" w:name="_xed1fcnivqff" w:colFirst="0" w:colLast="0"/>
@@ -4743,22 +4796,14 @@
       <w:r>
         <w:rPr>
           <w:rFonts w:ascii="Segoe UI Emoji" w:eastAsia="Arial" w:hAnsi="Segoe UI Emoji" w:cs="Segoe UI Emoji"/>
-          <w:kern w:val="0"/>
-          <w:sz w:val="32"/>
-          <w:szCs w:val="32"/>
-          <w:lang w:val="en"/>
-          <w14:ligatures w14:val="none"/>
+          <w:lang w:val="en"/>
         </w:rPr>
         <w:t>📌</w:t>
       </w:r>
       <w:r>
         <w:rPr>
-          <w:rFonts w:ascii="Arial" w:eastAsia="Arial" w:hAnsi="Arial" w:cs="Arial"/>
-          <w:kern w:val="0"/>
-          <w:sz w:val="32"/>
-          <w:szCs w:val="32"/>
-          <w:lang w:val="en"/>
-          <w14:ligatures w14:val="none"/>
+          <w:rFonts w:eastAsia="Arial"/>
+          <w:lang w:val="en"/>
         </w:rPr>
         <w:t xml:space="preserve"> Summary</w:t>
       </w:r>
@@ -4802,6 +4847,7 @@
         </w:rPr>
         <w:t xml:space="preserve">: </w:t>
       </w:r>
+      <w:proofErr w:type="spellStart"/>
       <w:r>
         <w:rPr>
           <w:rFonts w:ascii="Arial" w:eastAsia="Arial" w:hAnsi="Arial" w:cs="Arial"/>
@@ -4814,7 +4860,22 @@
           <w:lang w:val="en"/>
           <w14:ligatures w14:val="none"/>
         </w:rPr>
-        <w:t>Chatgpt (GPT</w:t>
+        <w:t>Chatgpt</w:t>
+      </w:r>
+      <w:proofErr w:type="spellEnd"/>
+      <w:r>
+        <w:rPr>
+          <w:rFonts w:ascii="Arial" w:eastAsia="Arial" w:hAnsi="Arial" w:cs="Arial"/>
+          <w:b/>
+          <w:color w:val="000000"/>
+          <w:kern w:val="0"/>
+          <w:sz w:val="22"/>
+          <w:szCs w:val="22"/>
+          <w:highlight w:val="darkGray"/>
+          <w:lang w:val="en"/>
+          <w14:ligatures w14:val="none"/>
+        </w:rPr>
+        <w:t xml:space="preserve"> (GPT</w:t>
       </w:r>
       <w:r>
         <w:rPr>
@@ -5229,6 +5290,7 @@
                 <w:lang w:val="en"/>
                 <w14:ligatures w14:val="none"/>
               </w:rPr>
+              <w:lastRenderedPageBreak/>
               <w:t>Benefits</w:t>
             </w:r>
           </w:p>
@@ -5402,44 +5464,28 @@
     </w:p>
     <w:p>
       <w:pPr>
-        <w:keepNext/>
-        <w:keepLines/>
-        <w:spacing w:before="400" w:after="120" w:line="276" w:lineRule="auto"/>
-        <w:outlineLvl w:val="0"/>
-        <w:rPr>
-          <w:rFonts w:ascii="Arial" w:eastAsia="Arial" w:hAnsi="Arial" w:cs="Arial"/>
-          <w:kern w:val="0"/>
-          <w:sz w:val="40"/>
-          <w:szCs w:val="40"/>
-          <w:lang w:val="en"/>
-          <w14:ligatures w14:val="none"/>
+        <w:pStyle w:val="Heading1"/>
+        <w:rPr>
+          <w:rFonts w:eastAsia="Arial"/>
+          <w:lang w:val="en"/>
         </w:rPr>
       </w:pPr>
       <w:bookmarkStart w:id="9" w:name="_hgrg5qy7gjbj" w:colFirst="0" w:colLast="0"/>
       <w:bookmarkEnd w:id="9"/>
       <w:r>
         <w:rPr>
-          <w:rFonts w:ascii="Arial" w:eastAsia="Arial" w:hAnsi="Arial" w:cs="Arial"/>
-          <w:kern w:val="0"/>
-          <w:sz w:val="40"/>
-          <w:szCs w:val="40"/>
-          <w:lang w:val="en"/>
-          <w14:ligatures w14:val="none"/>
+          <w:rFonts w:eastAsia="Arial"/>
+          <w:lang w:val="en"/>
         </w:rPr>
         <w:t>2-Cloud Infrastructure</w:t>
       </w:r>
     </w:p>
     <w:p>
       <w:pPr>
-        <w:spacing w:before="280" w:after="120" w:line="276" w:lineRule="auto"/>
-        <w:outlineLvl w:val="1"/>
-        <w:rPr>
-          <w:rFonts w:ascii="Arial" w:eastAsia="Arial" w:hAnsi="Arial" w:cs="Arial"/>
-          <w:kern w:val="0"/>
-          <w:sz w:val="32"/>
-          <w:szCs w:val="32"/>
-          <w:lang w:val="en"/>
-          <w14:ligatures w14:val="none"/>
+        <w:pStyle w:val="Heading2"/>
+        <w:rPr>
+          <w:rFonts w:eastAsia="Arial"/>
+          <w:lang w:val="en"/>
         </w:rPr>
       </w:pPr>
       <w:bookmarkStart w:id="10" w:name="_ve28913kync0" w:colFirst="0" w:colLast="0"/>
@@ -5447,22 +5493,14 @@
       <w:r>
         <w:rPr>
           <w:rFonts w:ascii="Segoe UI Emoji" w:eastAsia="Arial" w:hAnsi="Segoe UI Emoji" w:cs="Segoe UI Emoji"/>
-          <w:kern w:val="0"/>
-          <w:sz w:val="32"/>
-          <w:szCs w:val="32"/>
-          <w:lang w:val="en"/>
-          <w14:ligatures w14:val="none"/>
+          <w:lang w:val="en"/>
         </w:rPr>
         <w:t>☁️</w:t>
       </w:r>
       <w:r>
         <w:rPr>
-          <w:rFonts w:ascii="Arial" w:eastAsia="Arial" w:hAnsi="Arial" w:cs="Arial"/>
-          <w:kern w:val="0"/>
-          <w:sz w:val="32"/>
-          <w:szCs w:val="32"/>
-          <w:lang w:val="en"/>
-          <w14:ligatures w14:val="none"/>
+          <w:rFonts w:eastAsia="Arial"/>
+          <w:lang w:val="en"/>
         </w:rPr>
         <w:t xml:space="preserve"> What Is Cloud Infrastructure?</w:t>
       </w:r>
@@ -5506,6 +5544,7 @@
         </w:rPr>
         <w:t xml:space="preserve">: </w:t>
       </w:r>
+      <w:proofErr w:type="spellStart"/>
       <w:r>
         <w:rPr>
           <w:rFonts w:ascii="Arial" w:eastAsia="Arial" w:hAnsi="Arial" w:cs="Arial"/>
@@ -5518,7 +5557,22 @@
           <w:lang w:val="en"/>
           <w14:ligatures w14:val="none"/>
         </w:rPr>
-        <w:t>Chatgpt (GPT</w:t>
+        <w:t>Chatgpt</w:t>
+      </w:r>
+      <w:proofErr w:type="spellEnd"/>
+      <w:r>
+        <w:rPr>
+          <w:rFonts w:ascii="Arial" w:eastAsia="Arial" w:hAnsi="Arial" w:cs="Arial"/>
+          <w:b/>
+          <w:color w:val="000000"/>
+          <w:kern w:val="0"/>
+          <w:sz w:val="22"/>
+          <w:szCs w:val="22"/>
+          <w:highlight w:val="darkGray"/>
+          <w:lang w:val="en"/>
+          <w14:ligatures w14:val="none"/>
+        </w:rPr>
+        <w:t xml:space="preserve"> (GPT</w:t>
       </w:r>
       <w:r>
         <w:rPr>
@@ -5699,15 +5753,10 @@
     </w:p>
     <w:p>
       <w:pPr>
-        <w:spacing w:before="280" w:after="120" w:line="276" w:lineRule="auto"/>
-        <w:outlineLvl w:val="1"/>
-        <w:rPr>
-          <w:rFonts w:ascii="Arial" w:eastAsia="Arial" w:hAnsi="Arial" w:cs="Arial"/>
-          <w:kern w:val="0"/>
-          <w:sz w:val="32"/>
-          <w:szCs w:val="32"/>
-          <w:lang w:val="en"/>
-          <w14:ligatures w14:val="none"/>
+        <w:pStyle w:val="Heading2"/>
+        <w:rPr>
+          <w:rFonts w:eastAsia="Arial"/>
+          <w:lang w:val="en"/>
         </w:rPr>
       </w:pPr>
       <w:bookmarkStart w:id="11" w:name="_nwt44ew7xqoj" w:colFirst="0" w:colLast="0"/>
@@ -5715,22 +5764,14 @@
       <w:r>
         <w:rPr>
           <w:rFonts w:ascii="Segoe UI Emoji" w:eastAsia="Arial" w:hAnsi="Segoe UI Emoji" w:cs="Segoe UI Emoji"/>
-          <w:kern w:val="0"/>
-          <w:sz w:val="32"/>
-          <w:szCs w:val="32"/>
-          <w:lang w:val="en"/>
-          <w14:ligatures w14:val="none"/>
+          <w:lang w:val="en"/>
         </w:rPr>
         <w:t>🧠</w:t>
       </w:r>
       <w:r>
         <w:rPr>
-          <w:rFonts w:ascii="Arial" w:eastAsia="Arial" w:hAnsi="Arial" w:cs="Arial"/>
-          <w:kern w:val="0"/>
-          <w:sz w:val="32"/>
-          <w:szCs w:val="32"/>
-          <w:lang w:val="en"/>
-          <w14:ligatures w14:val="none"/>
+          <w:rFonts w:eastAsia="Arial"/>
+          <w:lang w:val="en"/>
         </w:rPr>
         <w:t xml:space="preserve"> Simple Definition:</w:t>
       </w:r>
@@ -5774,6 +5815,7 @@
         </w:rPr>
         <w:t xml:space="preserve">: </w:t>
       </w:r>
+      <w:proofErr w:type="spellStart"/>
       <w:r>
         <w:rPr>
           <w:rFonts w:ascii="Arial" w:eastAsia="Arial" w:hAnsi="Arial" w:cs="Arial"/>
@@ -5786,7 +5828,22 @@
           <w:lang w:val="en"/>
           <w14:ligatures w14:val="none"/>
         </w:rPr>
-        <w:t>Chatgpt (GPT</w:t>
+        <w:t>Chatgpt</w:t>
+      </w:r>
+      <w:proofErr w:type="spellEnd"/>
+      <w:r>
+        <w:rPr>
+          <w:rFonts w:ascii="Arial" w:eastAsia="Arial" w:hAnsi="Arial" w:cs="Arial"/>
+          <w:b/>
+          <w:color w:val="000000"/>
+          <w:kern w:val="0"/>
+          <w:sz w:val="22"/>
+          <w:szCs w:val="22"/>
+          <w:highlight w:val="darkGray"/>
+          <w:lang w:val="en"/>
+          <w14:ligatures w14:val="none"/>
+        </w:rPr>
+        <w:t xml:space="preserve"> (GPT</w:t>
       </w:r>
       <w:r>
         <w:rPr>
@@ -5924,15 +5981,10 @@
     </w:p>
     <w:p>
       <w:pPr>
-        <w:spacing w:before="280" w:after="120" w:line="276" w:lineRule="auto"/>
-        <w:outlineLvl w:val="1"/>
-        <w:rPr>
-          <w:rFonts w:ascii="Arial" w:eastAsia="Arial" w:hAnsi="Arial" w:cs="Arial"/>
-          <w:kern w:val="0"/>
-          <w:sz w:val="32"/>
-          <w:szCs w:val="32"/>
-          <w:lang w:val="en"/>
-          <w14:ligatures w14:val="none"/>
+        <w:pStyle w:val="Heading2"/>
+        <w:rPr>
+          <w:rFonts w:eastAsia="Arial"/>
+          <w:lang w:val="en"/>
         </w:rPr>
       </w:pPr>
       <w:bookmarkStart w:id="12" w:name="_jjh2td44e9vb" w:colFirst="0" w:colLast="0"/>
@@ -5940,22 +5992,14 @@
       <w:r>
         <w:rPr>
           <w:rFonts w:ascii="Segoe UI Emoji" w:eastAsia="Arial" w:hAnsi="Segoe UI Emoji" w:cs="Segoe UI Emoji"/>
-          <w:kern w:val="0"/>
-          <w:sz w:val="32"/>
-          <w:szCs w:val="32"/>
-          <w:lang w:val="en"/>
-          <w14:ligatures w14:val="none"/>
+          <w:lang w:val="en"/>
         </w:rPr>
         <w:t>🧰</w:t>
       </w:r>
       <w:r>
         <w:rPr>
-          <w:rFonts w:ascii="Arial" w:eastAsia="Arial" w:hAnsi="Arial" w:cs="Arial"/>
-          <w:kern w:val="0"/>
-          <w:sz w:val="32"/>
-          <w:szCs w:val="32"/>
-          <w:lang w:val="en"/>
-          <w14:ligatures w14:val="none"/>
+          <w:rFonts w:eastAsia="Arial"/>
+          <w:lang w:val="en"/>
         </w:rPr>
         <w:t xml:space="preserve"> Core Components of Cloud Infrastructure</w:t>
       </w:r>
@@ -6002,6 +6046,7 @@
         </w:rPr>
         <w:t xml:space="preserve">: </w:t>
       </w:r>
+      <w:proofErr w:type="spellStart"/>
       <w:r>
         <w:rPr>
           <w:rFonts w:ascii="Arial" w:eastAsia="Arial" w:hAnsi="Arial" w:cs="Arial"/>
@@ -6014,7 +6059,22 @@
           <w:lang w:val="en"/>
           <w14:ligatures w14:val="none"/>
         </w:rPr>
-        <w:t>Chatgpt (GPT</w:t>
+        <w:t>Chatgpt</w:t>
+      </w:r>
+      <w:proofErr w:type="spellEnd"/>
+      <w:r>
+        <w:rPr>
+          <w:rFonts w:ascii="Arial" w:eastAsia="Arial" w:hAnsi="Arial" w:cs="Arial"/>
+          <w:b/>
+          <w:color w:val="000000"/>
+          <w:kern w:val="0"/>
+          <w:sz w:val="22"/>
+          <w:szCs w:val="22"/>
+          <w:highlight w:val="darkGray"/>
+          <w:lang w:val="en"/>
+          <w14:ligatures w14:val="none"/>
+        </w:rPr>
+        <w:t xml:space="preserve"> (GPT</w:t>
       </w:r>
       <w:r>
         <w:rPr>
@@ -6067,6 +6127,7 @@
           <w:lang w:val="en"/>
           <w14:ligatures w14:val="none"/>
         </w:rPr>
+        <w:lastRenderedPageBreak/>
         <w:drawing>
           <wp:inline distT="114300" distB="114300" distL="114300" distR="114300" wp14:anchorId="7707900D" wp14:editId="782E3BBB">
             <wp:extent cx="5943600" cy="1981200"/>
@@ -6789,15 +6850,10 @@
     </w:p>
     <w:p>
       <w:pPr>
-        <w:spacing w:before="280" w:after="120" w:line="276" w:lineRule="auto"/>
-        <w:outlineLvl w:val="1"/>
-        <w:rPr>
-          <w:rFonts w:ascii="Arial" w:eastAsia="Arial" w:hAnsi="Arial" w:cs="Arial"/>
-          <w:kern w:val="0"/>
-          <w:sz w:val="32"/>
-          <w:szCs w:val="32"/>
-          <w:lang w:val="en"/>
-          <w14:ligatures w14:val="none"/>
+        <w:pStyle w:val="Heading2"/>
+        <w:rPr>
+          <w:rFonts w:eastAsia="Arial"/>
+          <w:lang w:val="en"/>
         </w:rPr>
       </w:pPr>
       <w:bookmarkStart w:id="13" w:name="_kzrj9ril15hg" w:colFirst="0" w:colLast="0"/>
@@ -6805,22 +6861,14 @@
       <w:r>
         <w:rPr>
           <w:rFonts w:ascii="Segoe UI Emoji" w:eastAsia="Arial" w:hAnsi="Segoe UI Emoji" w:cs="Segoe UI Emoji"/>
-          <w:kern w:val="0"/>
-          <w:sz w:val="32"/>
-          <w:szCs w:val="32"/>
-          <w:lang w:val="en"/>
-          <w14:ligatures w14:val="none"/>
+          <w:lang w:val="en"/>
         </w:rPr>
         <w:t>☁️</w:t>
       </w:r>
       <w:r>
         <w:rPr>
-          <w:rFonts w:ascii="Arial" w:eastAsia="Arial" w:hAnsi="Arial" w:cs="Arial"/>
-          <w:kern w:val="0"/>
-          <w:sz w:val="32"/>
-          <w:szCs w:val="32"/>
-          <w:lang w:val="en"/>
-          <w14:ligatures w14:val="none"/>
+          <w:rFonts w:eastAsia="Arial"/>
+          <w:lang w:val="en"/>
         </w:rPr>
         <w:t xml:space="preserve"> Cloud Infrastructure Types</w:t>
       </w:r>
@@ -6867,6 +6915,7 @@
         </w:rPr>
         <w:t xml:space="preserve">: </w:t>
       </w:r>
+      <w:proofErr w:type="spellStart"/>
       <w:r>
         <w:rPr>
           <w:rFonts w:ascii="Arial" w:eastAsia="Arial" w:hAnsi="Arial" w:cs="Arial"/>
@@ -6879,7 +6928,22 @@
           <w:lang w:val="en"/>
           <w14:ligatures w14:val="none"/>
         </w:rPr>
-        <w:t>Chatgpt (GPT</w:t>
+        <w:t>Chatgpt</w:t>
+      </w:r>
+      <w:proofErr w:type="spellEnd"/>
+      <w:r>
+        <w:rPr>
+          <w:rFonts w:ascii="Arial" w:eastAsia="Arial" w:hAnsi="Arial" w:cs="Arial"/>
+          <w:b/>
+          <w:color w:val="000000"/>
+          <w:kern w:val="0"/>
+          <w:sz w:val="22"/>
+          <w:szCs w:val="22"/>
+          <w:highlight w:val="darkGray"/>
+          <w:lang w:val="en"/>
+          <w14:ligatures w14:val="none"/>
+        </w:rPr>
+        <w:t xml:space="preserve"> (GPT</w:t>
       </w:r>
       <w:r>
         <w:rPr>
@@ -6932,6 +6996,7 @@
           <w:lang w:val="en"/>
           <w14:ligatures w14:val="none"/>
         </w:rPr>
+        <w:lastRenderedPageBreak/>
         <w:drawing>
           <wp:inline distT="114300" distB="114300" distL="114300" distR="114300" wp14:anchorId="20B65C43" wp14:editId="0EFE3C67">
             <wp:extent cx="5943600" cy="1587500"/>
@@ -7489,15 +7554,10 @@
     </w:p>
     <w:p>
       <w:pPr>
-        <w:spacing w:before="280" w:after="120" w:line="276" w:lineRule="auto"/>
-        <w:outlineLvl w:val="1"/>
-        <w:rPr>
-          <w:rFonts w:ascii="Arial" w:eastAsia="Arial" w:hAnsi="Arial" w:cs="Arial"/>
-          <w:kern w:val="0"/>
-          <w:sz w:val="32"/>
-          <w:szCs w:val="32"/>
-          <w:lang w:val="en"/>
-          <w14:ligatures w14:val="none"/>
+        <w:pStyle w:val="Heading2"/>
+        <w:rPr>
+          <w:rFonts w:eastAsia="Arial"/>
+          <w:lang w:val="en"/>
         </w:rPr>
       </w:pPr>
       <w:bookmarkStart w:id="14" w:name="_flfuaz3dehu8" w:colFirst="0" w:colLast="0"/>
@@ -7505,22 +7565,14 @@
       <w:r>
         <w:rPr>
           <w:rFonts w:ascii="Segoe UI Emoji" w:eastAsia="Arial" w:hAnsi="Segoe UI Emoji" w:cs="Segoe UI Emoji"/>
-          <w:kern w:val="0"/>
-          <w:sz w:val="32"/>
-          <w:szCs w:val="32"/>
-          <w:lang w:val="en"/>
-          <w14:ligatures w14:val="none"/>
+          <w:lang w:val="en"/>
         </w:rPr>
         <w:t>📦</w:t>
       </w:r>
       <w:r>
         <w:rPr>
-          <w:rFonts w:ascii="Arial" w:eastAsia="Arial" w:hAnsi="Arial" w:cs="Arial"/>
-          <w:kern w:val="0"/>
-          <w:sz w:val="32"/>
-          <w:szCs w:val="32"/>
-          <w:lang w:val="en"/>
-          <w14:ligatures w14:val="none"/>
+          <w:rFonts w:eastAsia="Arial"/>
+          <w:lang w:val="en"/>
         </w:rPr>
         <w:t xml:space="preserve"> Examples of Cloud Providers</w:t>
       </w:r>
@@ -7567,6 +7619,7 @@
         </w:rPr>
         <w:t xml:space="preserve">: </w:t>
       </w:r>
+      <w:proofErr w:type="spellStart"/>
       <w:r>
         <w:rPr>
           <w:rFonts w:ascii="Arial" w:eastAsia="Arial" w:hAnsi="Arial" w:cs="Arial"/>
@@ -7579,7 +7632,22 @@
           <w:lang w:val="en"/>
           <w14:ligatures w14:val="none"/>
         </w:rPr>
-        <w:t>Chatgpt (GPT</w:t>
+        <w:t>Chatgpt</w:t>
+      </w:r>
+      <w:proofErr w:type="spellEnd"/>
+      <w:r>
+        <w:rPr>
+          <w:rFonts w:ascii="Arial" w:eastAsia="Arial" w:hAnsi="Arial" w:cs="Arial"/>
+          <w:b/>
+          <w:color w:val="000000"/>
+          <w:kern w:val="0"/>
+          <w:sz w:val="22"/>
+          <w:szCs w:val="22"/>
+          <w:highlight w:val="darkGray"/>
+          <w:lang w:val="en"/>
+          <w14:ligatures w14:val="none"/>
+        </w:rPr>
+        <w:t xml:space="preserve"> (GPT</w:t>
       </w:r>
       <w:r>
         <w:rPr>
@@ -7831,6 +7899,7 @@
                 <w:lang w:val="en"/>
                 <w14:ligatures w14:val="none"/>
               </w:rPr>
+              <w:lastRenderedPageBreak/>
               <w:t>🌩️</w:t>
             </w:r>
             <w:r>
@@ -8107,8 +8176,20 @@
                 <w:lang w:val="en"/>
                 <w14:ligatures w14:val="none"/>
               </w:rPr>
-              <w:t>Compute Engine, Cloud Storage, BigQuery</w:t>
-            </w:r>
+              <w:t xml:space="preserve">Compute Engine, Cloud Storage, </w:t>
+            </w:r>
+            <w:proofErr w:type="spellStart"/>
+            <w:r>
+              <w:rPr>
+                <w:rFonts w:ascii="Roboto Mono" w:eastAsia="Roboto Mono" w:hAnsi="Roboto Mono" w:cs="Arial"/>
+                <w:kern w:val="0"/>
+                <w:szCs w:val="22"/>
+                <w:lang w:val="en"/>
+                <w14:ligatures w14:val="none"/>
+              </w:rPr>
+              <w:t>BigQuery</w:t>
+            </w:r>
+            <w:proofErr w:type="spellEnd"/>
           </w:p>
         </w:tc>
       </w:tr>
@@ -8164,6 +8245,7 @@
               </w:rPr>
               <w:t xml:space="preserve"> </w:t>
             </w:r>
+            <w:proofErr w:type="spellStart"/>
             <w:r>
               <w:rPr>
                 <w:rFonts w:ascii="Roboto Mono" w:eastAsia="Roboto Mono" w:hAnsi="Roboto Mono" w:cs="Arial"/>
@@ -8174,8 +8256,35 @@
                 <w:lang w:val="en"/>
                 <w14:ligatures w14:val="none"/>
               </w:rPr>
-              <w:t>DigitalOcean, Linode</w:t>
-            </w:r>
+              <w:t>DigitalOcean</w:t>
+            </w:r>
+            <w:proofErr w:type="spellEnd"/>
+            <w:r>
+              <w:rPr>
+                <w:rFonts w:ascii="Roboto Mono" w:eastAsia="Roboto Mono" w:hAnsi="Roboto Mono" w:cs="Arial"/>
+                <w:b/>
+                <w:bCs/>
+                <w:kern w:val="0"/>
+                <w:szCs w:val="22"/>
+                <w:lang w:val="en"/>
+                <w14:ligatures w14:val="none"/>
+              </w:rPr>
+              <w:t xml:space="preserve">, </w:t>
+            </w:r>
+            <w:proofErr w:type="spellStart"/>
+            <w:r>
+              <w:rPr>
+                <w:rFonts w:ascii="Roboto Mono" w:eastAsia="Roboto Mono" w:hAnsi="Roboto Mono" w:cs="Arial"/>
+                <w:b/>
+                <w:bCs/>
+                <w:kern w:val="0"/>
+                <w:szCs w:val="22"/>
+                <w:lang w:val="en"/>
+                <w14:ligatures w14:val="none"/>
+              </w:rPr>
+              <w:t>Linode</w:t>
+            </w:r>
+            <w:proofErr w:type="spellEnd"/>
           </w:p>
         </w:tc>
         <w:tc>
@@ -8247,15 +8356,10 @@
     </w:p>
     <w:p>
       <w:pPr>
-        <w:spacing w:before="280" w:after="120" w:line="276" w:lineRule="auto"/>
-        <w:outlineLvl w:val="1"/>
-        <w:rPr>
-          <w:rFonts w:ascii="Arial" w:eastAsia="Arial" w:hAnsi="Arial" w:cs="Arial"/>
-          <w:kern w:val="0"/>
-          <w:sz w:val="32"/>
-          <w:szCs w:val="32"/>
-          <w:lang w:val="en"/>
-          <w14:ligatures w14:val="none"/>
+        <w:pStyle w:val="Heading2"/>
+        <w:rPr>
+          <w:rFonts w:ascii="Arial" w:eastAsia="Arial" w:hAnsi="Arial" w:cs="Arial"/>
+          <w:lang w:val="en"/>
         </w:rPr>
       </w:pPr>
       <w:bookmarkStart w:id="15" w:name="_qg56v86jvxj8" w:colFirst="0" w:colLast="0"/>
@@ -8263,22 +8367,14 @@
       <w:r>
         <w:rPr>
           <w:rFonts w:ascii="Segoe UI Emoji" w:eastAsia="Arial Unicode MS" w:hAnsi="Segoe UI Emoji" w:cs="Segoe UI Emoji"/>
-          <w:kern w:val="0"/>
-          <w:sz w:val="32"/>
-          <w:szCs w:val="32"/>
-          <w:lang w:val="en"/>
-          <w14:ligatures w14:val="none"/>
+          <w:lang w:val="en"/>
         </w:rPr>
         <w:t>✅</w:t>
       </w:r>
       <w:r>
         <w:rPr>
-          <w:rFonts w:ascii="Arial Unicode MS" w:eastAsia="Arial Unicode MS" w:hAnsi="Arial Unicode MS" w:cs="Arial Unicode MS"/>
-          <w:kern w:val="0"/>
-          <w:sz w:val="32"/>
-          <w:szCs w:val="32"/>
-          <w:lang w:val="en"/>
-          <w14:ligatures w14:val="none"/>
+          <w:rFonts w:eastAsia="Arial Unicode MS"/>
+          <w:lang w:val="en"/>
         </w:rPr>
         <w:t xml:space="preserve"> Benefits of Cloud Infrastructure</w:t>
       </w:r>
@@ -8325,6 +8421,7 @@
         </w:rPr>
         <w:t xml:space="preserve">: </w:t>
       </w:r>
+      <w:proofErr w:type="spellStart"/>
       <w:r>
         <w:rPr>
           <w:rFonts w:ascii="Arial" w:eastAsia="Arial" w:hAnsi="Arial" w:cs="Arial"/>
@@ -8337,7 +8434,22 @@
           <w:lang w:val="en"/>
           <w14:ligatures w14:val="none"/>
         </w:rPr>
-        <w:t>Chatgpt (GPT</w:t>
+        <w:t>Chatgpt</w:t>
+      </w:r>
+      <w:proofErr w:type="spellEnd"/>
+      <w:r>
+        <w:rPr>
+          <w:rFonts w:ascii="Arial" w:eastAsia="Arial" w:hAnsi="Arial" w:cs="Arial"/>
+          <w:b/>
+          <w:color w:val="000000"/>
+          <w:kern w:val="0"/>
+          <w:sz w:val="22"/>
+          <w:szCs w:val="22"/>
+          <w:highlight w:val="darkGray"/>
+          <w:lang w:val="en"/>
+          <w14:ligatures w14:val="none"/>
+        </w:rPr>
+        <w:t xml:space="preserve"> (GPT</w:t>
       </w:r>
       <w:r>
         <w:rPr>
@@ -8758,7 +8870,29 @@
                 <w:lang w:val="en"/>
                 <w14:ligatures w14:val="none"/>
               </w:rPr>
-              <w:t>Pay-as-you-go (OpEx), no upfront cost</w:t>
+              <w:t>Pay-as-you-go (</w:t>
+            </w:r>
+            <w:proofErr w:type="spellStart"/>
+            <w:r>
+              <w:rPr>
+                <w:rFonts w:ascii="Roboto Mono" w:eastAsia="Roboto Mono" w:hAnsi="Roboto Mono" w:cs="Arial"/>
+                <w:kern w:val="0"/>
+                <w:szCs w:val="22"/>
+                <w:lang w:val="en"/>
+                <w14:ligatures w14:val="none"/>
+              </w:rPr>
+              <w:t>OpEx</w:t>
+            </w:r>
+            <w:proofErr w:type="spellEnd"/>
+            <w:r>
+              <w:rPr>
+                <w:rFonts w:ascii="Roboto Mono" w:eastAsia="Roboto Mono" w:hAnsi="Roboto Mono" w:cs="Arial"/>
+                <w:kern w:val="0"/>
+                <w:szCs w:val="22"/>
+                <w:lang w:val="en"/>
+                <w14:ligatures w14:val="none"/>
+              </w:rPr>
+              <w:t>), no upfront cost</w:t>
             </w:r>
           </w:p>
         </w:tc>
@@ -8910,6 +9044,7 @@
                 <w:lang w:val="en"/>
                 <w14:ligatures w14:val="none"/>
               </w:rPr>
+              <w:lastRenderedPageBreak/>
               <w:t>🛡️</w:t>
             </w:r>
             <w:r>
@@ -9132,15 +9267,10 @@
     </w:p>
     <w:p>
       <w:pPr>
-        <w:spacing w:before="280" w:after="120" w:line="276" w:lineRule="auto"/>
-        <w:outlineLvl w:val="1"/>
-        <w:rPr>
-          <w:rFonts w:ascii="Arial" w:eastAsia="Arial" w:hAnsi="Arial" w:cs="Arial"/>
-          <w:kern w:val="0"/>
-          <w:sz w:val="32"/>
-          <w:szCs w:val="32"/>
-          <w:lang w:val="en"/>
-          <w14:ligatures w14:val="none"/>
+        <w:pStyle w:val="Heading2"/>
+        <w:rPr>
+          <w:rFonts w:eastAsia="Arial"/>
+          <w:lang w:val="en"/>
         </w:rPr>
       </w:pPr>
       <w:bookmarkStart w:id="16" w:name="_py9cgzev40s8" w:colFirst="0" w:colLast="0"/>
@@ -9148,22 +9278,14 @@
       <w:r>
         <w:rPr>
           <w:rFonts w:ascii="Segoe UI Emoji" w:eastAsia="Arial" w:hAnsi="Segoe UI Emoji" w:cs="Segoe UI Emoji"/>
-          <w:kern w:val="0"/>
-          <w:sz w:val="32"/>
-          <w:szCs w:val="32"/>
-          <w:lang w:val="en"/>
-          <w14:ligatures w14:val="none"/>
+          <w:lang w:val="en"/>
         </w:rPr>
         <w:t>⚠️</w:t>
       </w:r>
       <w:r>
         <w:rPr>
-          <w:rFonts w:ascii="Arial" w:eastAsia="Arial" w:hAnsi="Arial" w:cs="Arial"/>
-          <w:kern w:val="0"/>
-          <w:sz w:val="32"/>
-          <w:szCs w:val="32"/>
-          <w:lang w:val="en"/>
-          <w14:ligatures w14:val="none"/>
+          <w:rFonts w:eastAsia="Arial"/>
+          <w:lang w:val="en"/>
         </w:rPr>
         <w:t xml:space="preserve"> Challenges to Consider</w:t>
       </w:r>
@@ -9210,6 +9332,7 @@
         </w:rPr>
         <w:t xml:space="preserve">: </w:t>
       </w:r>
+      <w:proofErr w:type="spellStart"/>
       <w:r>
         <w:rPr>
           <w:rFonts w:ascii="Arial" w:eastAsia="Arial" w:hAnsi="Arial" w:cs="Arial"/>
@@ -9222,7 +9345,22 @@
           <w:lang w:val="en"/>
           <w14:ligatures w14:val="none"/>
         </w:rPr>
-        <w:t>Chatgpt (GPT</w:t>
+        <w:t>Chatgpt</w:t>
+      </w:r>
+      <w:proofErr w:type="spellEnd"/>
+      <w:r>
+        <w:rPr>
+          <w:rFonts w:ascii="Arial" w:eastAsia="Arial" w:hAnsi="Arial" w:cs="Arial"/>
+          <w:b/>
+          <w:color w:val="000000"/>
+          <w:kern w:val="0"/>
+          <w:sz w:val="22"/>
+          <w:szCs w:val="22"/>
+          <w:highlight w:val="darkGray"/>
+          <w:lang w:val="en"/>
+          <w14:ligatures w14:val="none"/>
+        </w:rPr>
+        <w:t xml:space="preserve"> (GPT</w:t>
       </w:r>
       <w:r>
         <w:rPr>
@@ -9888,15 +10026,10 @@
     </w:p>
     <w:p>
       <w:pPr>
-        <w:spacing w:before="280" w:after="120" w:line="276" w:lineRule="auto"/>
-        <w:outlineLvl w:val="1"/>
-        <w:rPr>
-          <w:rFonts w:ascii="Arial" w:eastAsia="Arial" w:hAnsi="Arial" w:cs="Arial"/>
-          <w:kern w:val="0"/>
-          <w:sz w:val="32"/>
-          <w:szCs w:val="32"/>
-          <w:lang w:val="en"/>
-          <w14:ligatures w14:val="none"/>
+        <w:pStyle w:val="Heading2"/>
+        <w:rPr>
+          <w:rFonts w:eastAsia="Arial"/>
+          <w:lang w:val="en"/>
         </w:rPr>
       </w:pPr>
       <w:bookmarkStart w:id="17" w:name="_uiublxbtatie" w:colFirst="0" w:colLast="0"/>
@@ -9904,22 +10037,14 @@
       <w:r>
         <w:rPr>
           <w:rFonts w:ascii="Segoe UI Emoji" w:eastAsia="Arial" w:hAnsi="Segoe UI Emoji" w:cs="Segoe UI Emoji"/>
-          <w:kern w:val="0"/>
-          <w:sz w:val="32"/>
-          <w:szCs w:val="32"/>
-          <w:lang w:val="en"/>
-          <w14:ligatures w14:val="none"/>
+          <w:lang w:val="en"/>
         </w:rPr>
         <w:t>🆚</w:t>
       </w:r>
       <w:r>
         <w:rPr>
-          <w:rFonts w:ascii="Arial" w:eastAsia="Arial" w:hAnsi="Arial" w:cs="Arial"/>
-          <w:kern w:val="0"/>
-          <w:sz w:val="32"/>
-          <w:szCs w:val="32"/>
-          <w:lang w:val="en"/>
-          <w14:ligatures w14:val="none"/>
+          <w:rFonts w:eastAsia="Arial"/>
+          <w:lang w:val="en"/>
         </w:rPr>
         <w:t xml:space="preserve"> On-Premises vs Cloud Infrastructure</w:t>
       </w:r>
@@ -9966,6 +10091,7 @@
         </w:rPr>
         <w:t xml:space="preserve">: </w:t>
       </w:r>
+      <w:proofErr w:type="spellStart"/>
       <w:r>
         <w:rPr>
           <w:rFonts w:ascii="Arial" w:eastAsia="Arial" w:hAnsi="Arial" w:cs="Arial"/>
@@ -9978,7 +10104,22 @@
           <w:lang w:val="en"/>
           <w14:ligatures w14:val="none"/>
         </w:rPr>
-        <w:t>Chatgpt (GPT</w:t>
+        <w:t>Chatgpt</w:t>
+      </w:r>
+      <w:proofErr w:type="spellEnd"/>
+      <w:r>
+        <w:rPr>
+          <w:rFonts w:ascii="Arial" w:eastAsia="Arial" w:hAnsi="Arial" w:cs="Arial"/>
+          <w:b/>
+          <w:color w:val="000000"/>
+          <w:kern w:val="0"/>
+          <w:sz w:val="22"/>
+          <w:szCs w:val="22"/>
+          <w:highlight w:val="darkGray"/>
+          <w:lang w:val="en"/>
+          <w14:ligatures w14:val="none"/>
+        </w:rPr>
+        <w:t xml:space="preserve"> (GPT</w:t>
       </w:r>
       <w:r>
         <w:rPr>
@@ -10031,6 +10172,7 @@
           <w:lang w:val="en"/>
           <w14:ligatures w14:val="none"/>
         </w:rPr>
+        <w:lastRenderedPageBreak/>
         <w:drawing>
           <wp:inline distT="114300" distB="114300" distL="114300" distR="114300" wp14:anchorId="1C609F7C" wp14:editId="41D306BA">
             <wp:extent cx="5943600" cy="1955800"/>
@@ -10451,15 +10593,27 @@
                 <w14:ligatures w14:val="none"/>
               </w:rPr>
             </w:pPr>
-            <w:r>
-              <w:rPr>
-                <w:rFonts w:ascii="Roboto Mono" w:eastAsia="Roboto Mono" w:hAnsi="Roboto Mono" w:cs="Arial"/>
-                <w:kern w:val="0"/>
-                <w:szCs w:val="22"/>
-                <w:lang w:val="en"/>
-                <w14:ligatures w14:val="none"/>
-              </w:rPr>
-              <w:t>CapEx (buy upfront)</w:t>
+            <w:proofErr w:type="spellStart"/>
+            <w:r>
+              <w:rPr>
+                <w:rFonts w:ascii="Roboto Mono" w:eastAsia="Roboto Mono" w:hAnsi="Roboto Mono" w:cs="Arial"/>
+                <w:kern w:val="0"/>
+                <w:szCs w:val="22"/>
+                <w:lang w:val="en"/>
+                <w14:ligatures w14:val="none"/>
+              </w:rPr>
+              <w:t>CapEx</w:t>
+            </w:r>
+            <w:proofErr w:type="spellEnd"/>
+            <w:r>
+              <w:rPr>
+                <w:rFonts w:ascii="Roboto Mono" w:eastAsia="Roboto Mono" w:hAnsi="Roboto Mono" w:cs="Arial"/>
+                <w:kern w:val="0"/>
+                <w:szCs w:val="22"/>
+                <w:lang w:val="en"/>
+                <w14:ligatures w14:val="none"/>
+              </w:rPr>
+              <w:t xml:space="preserve"> (buy upfront)</w:t>
             </w:r>
           </w:p>
         </w:tc>
@@ -10491,15 +10645,27 @@
                 <w14:ligatures w14:val="none"/>
               </w:rPr>
             </w:pPr>
-            <w:r>
-              <w:rPr>
-                <w:rFonts w:ascii="Roboto Mono" w:eastAsia="Roboto Mono" w:hAnsi="Roboto Mono" w:cs="Arial"/>
-                <w:kern w:val="0"/>
-                <w:szCs w:val="22"/>
-                <w:lang w:val="en"/>
-                <w14:ligatures w14:val="none"/>
-              </w:rPr>
-              <w:t>OpEx (pay per use)</w:t>
+            <w:proofErr w:type="spellStart"/>
+            <w:r>
+              <w:rPr>
+                <w:rFonts w:ascii="Roboto Mono" w:eastAsia="Roboto Mono" w:hAnsi="Roboto Mono" w:cs="Arial"/>
+                <w:kern w:val="0"/>
+                <w:szCs w:val="22"/>
+                <w:lang w:val="en"/>
+                <w14:ligatures w14:val="none"/>
+              </w:rPr>
+              <w:t>OpEx</w:t>
+            </w:r>
+            <w:proofErr w:type="spellEnd"/>
+            <w:r>
+              <w:rPr>
+                <w:rFonts w:ascii="Roboto Mono" w:eastAsia="Roboto Mono" w:hAnsi="Roboto Mono" w:cs="Arial"/>
+                <w:kern w:val="0"/>
+                <w:szCs w:val="22"/>
+                <w:lang w:val="en"/>
+                <w14:ligatures w14:val="none"/>
+              </w:rPr>
+              <w:t xml:space="preserve"> (pay per use)</w:t>
             </w:r>
           </w:p>
         </w:tc>
@@ -10937,15 +11103,10 @@
     </w:p>
     <w:p>
       <w:pPr>
-        <w:spacing w:before="280" w:after="120" w:line="276" w:lineRule="auto"/>
-        <w:outlineLvl w:val="1"/>
-        <w:rPr>
-          <w:rFonts w:ascii="Arial" w:eastAsia="Arial" w:hAnsi="Arial" w:cs="Arial"/>
-          <w:kern w:val="0"/>
-          <w:sz w:val="32"/>
-          <w:szCs w:val="32"/>
-          <w:lang w:val="en"/>
-          <w14:ligatures w14:val="none"/>
+        <w:pStyle w:val="Heading2"/>
+        <w:rPr>
+          <w:rFonts w:eastAsia="Arial"/>
+          <w:lang w:val="en"/>
         </w:rPr>
       </w:pPr>
       <w:bookmarkStart w:id="18" w:name="_n2rb6ubxzz4y" w:colFirst="0" w:colLast="0"/>
@@ -10953,22 +11114,14 @@
       <w:r>
         <w:rPr>
           <w:rFonts w:ascii="Segoe UI Emoji" w:eastAsia="Arial" w:hAnsi="Segoe UI Emoji" w:cs="Segoe UI Emoji"/>
-          <w:kern w:val="0"/>
-          <w:sz w:val="32"/>
-          <w:szCs w:val="32"/>
-          <w:lang w:val="en"/>
-          <w14:ligatures w14:val="none"/>
+          <w:lang w:val="en"/>
         </w:rPr>
         <w:t>📌</w:t>
       </w:r>
       <w:r>
         <w:rPr>
-          <w:rFonts w:ascii="Arial" w:eastAsia="Arial" w:hAnsi="Arial" w:cs="Arial"/>
-          <w:kern w:val="0"/>
-          <w:sz w:val="32"/>
-          <w:szCs w:val="32"/>
-          <w:lang w:val="en"/>
-          <w14:ligatures w14:val="none"/>
+          <w:rFonts w:eastAsia="Arial"/>
+          <w:lang w:val="en"/>
         </w:rPr>
         <w:t xml:space="preserve"> Summary</w:t>
       </w:r>
@@ -11015,6 +11168,7 @@
         </w:rPr>
         <w:t xml:space="preserve">: </w:t>
       </w:r>
+      <w:proofErr w:type="spellStart"/>
       <w:r>
         <w:rPr>
           <w:rFonts w:ascii="Arial" w:eastAsia="Arial" w:hAnsi="Arial" w:cs="Arial"/>
@@ -11027,7 +11181,22 @@
           <w:lang w:val="en"/>
           <w14:ligatures w14:val="none"/>
         </w:rPr>
-        <w:t>Chatgpt (GPT</w:t>
+        <w:t>Chatgpt</w:t>
+      </w:r>
+      <w:proofErr w:type="spellEnd"/>
+      <w:r>
+        <w:rPr>
+          <w:rFonts w:ascii="Arial" w:eastAsia="Arial" w:hAnsi="Arial" w:cs="Arial"/>
+          <w:b/>
+          <w:color w:val="000000"/>
+          <w:kern w:val="0"/>
+          <w:sz w:val="22"/>
+          <w:szCs w:val="22"/>
+          <w:highlight w:val="darkGray"/>
+          <w:lang w:val="en"/>
+          <w14:ligatures w14:val="none"/>
+        </w:rPr>
+        <w:t xml:space="preserve"> (GPT</w:t>
       </w:r>
       <w:r>
         <w:rPr>
@@ -11080,6 +11249,7 @@
           <w:lang w:val="en"/>
           <w14:ligatures w14:val="none"/>
         </w:rPr>
+        <w:lastRenderedPageBreak/>
         <w:drawing>
           <wp:inline distT="114300" distB="114300" distL="114300" distR="114300" wp14:anchorId="57B5EDA1" wp14:editId="796A0E14">
             <wp:extent cx="5943600" cy="1625600"/>
@@ -12065,7 +12235,6 @@
     <w:next w:val="Normal"/>
     <w:link w:val="Heading2Char"/>
     <w:uiPriority w:val="9"/>
-    <w:semiHidden/>
     <w:unhideWhenUsed/>
     <w:qFormat/>
     <w:rsid w:val="00B40396"/>
@@ -12282,7 +12451,6 @@
     <w:basedOn w:val="DefaultParagraphFont"/>
     <w:link w:val="Heading2"/>
     <w:uiPriority w:val="9"/>
-    <w:semiHidden/>
     <w:rsid w:val="00B40396"/>
     <w:rPr>
       <w:rFonts w:asciiTheme="majorHAnsi" w:eastAsiaTheme="majorEastAsia" w:hAnsiTheme="majorHAnsi" w:cstheme="majorBidi"/>
